--- a/reports/practice_report.docx
+++ b/reports/practice_report.docx
@@ -1533,8 +1533,6 @@
         </w:rPr>
       </w:sdtEndPr>
       <w:sdtContent>
-        <w:bookmarkStart w:id="0" w:name="_GoBack" w:displacedByCustomXml="prev"/>
-        <w:bookmarkEnd w:id="0" w:displacedByCustomXml="prev"/>
         <w:p>
           <w:pPr>
             <w:pStyle w:val="a7"/>
@@ -2479,7 +2477,7 @@
           <w:szCs w:val="28"/>
         </w:rPr>
       </w:pPr>
-      <w:bookmarkStart w:id="1" w:name="_Toc229937732"/>
+      <w:bookmarkStart w:id="0" w:name="_Toc229937732"/>
       <w:r>
         <w:rPr>
           <w:rFonts w:ascii="Times New Roman" w:hAnsi="Times New Roman" w:cs="Times New Roman"/>
@@ -2491,7 +2489,7 @@
         <w:lastRenderedPageBreak/>
         <w:t>ВВЕДЕНИЕ</w:t>
       </w:r>
-      <w:bookmarkEnd w:id="1"/>
+      <w:bookmarkEnd w:id="0"/>
     </w:p>
     <w:p>
       <w:pPr>
@@ -3377,7 +3375,7 @@
           <w:szCs w:val="28"/>
         </w:rPr>
       </w:pPr>
-      <w:bookmarkStart w:id="2" w:name="_Toc229937733"/>
+      <w:bookmarkStart w:id="1" w:name="_Toc229937733"/>
       <w:r>
         <w:rPr>
           <w:rFonts w:ascii="Times New Roman" w:hAnsi="Times New Roman" w:cs="Times New Roman"/>
@@ -3479,7 +3477,7 @@
         </w:rPr>
         <w:t>ПРОЕКТЕ</w:t>
       </w:r>
-      <w:bookmarkEnd w:id="2"/>
+      <w:bookmarkEnd w:id="1"/>
     </w:p>
     <w:p>
       <w:pPr>
@@ -3488,7 +3486,7 @@
         <w:ind w:firstLine="709"/>
         <w:contextualSpacing/>
       </w:pPr>
-      <w:bookmarkStart w:id="3" w:name="_Toc229937734"/>
+      <w:bookmarkStart w:id="2" w:name="_Toc229937734"/>
       <w:r>
         <w:t>Название</w:t>
       </w:r>
@@ -3498,7 +3496,7 @@
       <w:r>
         <w:t>проекта</w:t>
       </w:r>
-      <w:bookmarkEnd w:id="3"/>
+      <w:bookmarkEnd w:id="2"/>
     </w:p>
     <w:p>
       <w:pPr>
@@ -3615,7 +3613,7 @@
         <w:ind w:firstLine="709"/>
         <w:contextualSpacing/>
       </w:pPr>
-      <w:bookmarkStart w:id="4" w:name="_Toc229937735"/>
+      <w:bookmarkStart w:id="3" w:name="_Toc229937735"/>
       <w:r>
         <w:t>Цели</w:t>
       </w:r>
@@ -3637,7 +3635,7 @@
       <w:r>
         <w:t>проекта</w:t>
       </w:r>
-      <w:bookmarkEnd w:id="4"/>
+      <w:bookmarkEnd w:id="3"/>
     </w:p>
     <w:p>
       <w:pPr>
@@ -4276,7 +4274,7 @@
           <w:szCs w:val="28"/>
         </w:rPr>
       </w:pPr>
-      <w:bookmarkStart w:id="5" w:name="_Toc229937736"/>
+      <w:bookmarkStart w:id="4" w:name="_Toc229937736"/>
       <w:r>
         <w:rPr>
           <w:rFonts w:ascii="Times New Roman" w:hAnsi="Times New Roman" w:cs="Times New Roman"/>
@@ -4368,7 +4366,7 @@
         </w:rPr>
         <w:t>организации</w:t>
       </w:r>
-      <w:bookmarkEnd w:id="5"/>
+      <w:bookmarkEnd w:id="4"/>
       <w:r>
         <w:rPr>
           <w:rFonts w:ascii="Times New Roman" w:hAnsi="Times New Roman" w:cs="Times New Roman"/>
@@ -4387,7 +4385,7 @@
         <w:ind w:firstLine="709"/>
         <w:contextualSpacing/>
       </w:pPr>
-      <w:bookmarkStart w:id="6" w:name="_Toc229937737"/>
+      <w:bookmarkStart w:id="5" w:name="_Toc229937737"/>
       <w:r>
         <w:t>Наименование</w:t>
       </w:r>
@@ -4397,7 +4395,7 @@
       <w:r>
         <w:t>заказчика</w:t>
       </w:r>
-      <w:bookmarkEnd w:id="6"/>
+      <w:bookmarkEnd w:id="5"/>
     </w:p>
     <w:p>
       <w:pPr>
@@ -4426,7 +4424,7 @@
         <w:ind w:firstLine="709"/>
         <w:contextualSpacing/>
       </w:pPr>
-      <w:bookmarkStart w:id="7" w:name="_Toc229937738"/>
+      <w:bookmarkStart w:id="6" w:name="_Toc229937738"/>
       <w:r>
         <w:t>Организационная</w:t>
       </w:r>
@@ -4436,7 +4434,7 @@
       <w:r>
         <w:t>структура</w:t>
       </w:r>
-      <w:bookmarkEnd w:id="7"/>
+      <w:bookmarkEnd w:id="6"/>
     </w:p>
     <w:p>
       <w:pPr>
@@ -4894,7 +4892,7 @@
         <w:ind w:firstLine="709"/>
         <w:contextualSpacing/>
       </w:pPr>
-      <w:bookmarkStart w:id="8" w:name="_Toc229937739"/>
+      <w:bookmarkStart w:id="7" w:name="_Toc229937739"/>
       <w:r>
         <w:t>Описание</w:t>
       </w:r>
@@ -4904,7 +4902,7 @@
       <w:r>
         <w:t>деятельности</w:t>
       </w:r>
-      <w:bookmarkEnd w:id="8"/>
+      <w:bookmarkEnd w:id="7"/>
     </w:p>
     <w:p>
       <w:pPr>
@@ -5101,7 +5099,7 @@
           <w:szCs w:val="28"/>
         </w:rPr>
       </w:pPr>
-      <w:bookmarkStart w:id="9" w:name="_Toc229937740"/>
+      <w:bookmarkStart w:id="8" w:name="_Toc229937740"/>
       <w:r>
         <w:rPr>
           <w:rFonts w:ascii="Times New Roman" w:hAnsi="Times New Roman" w:cs="Times New Roman"/>
@@ -5213,7 +5211,7 @@
         </w:rPr>
         <w:t>практике</w:t>
       </w:r>
-      <w:bookmarkEnd w:id="9"/>
+      <w:bookmarkEnd w:id="8"/>
     </w:p>
     <w:p>
       <w:pPr>
@@ -5529,13 +5527,97 @@
         </w:rPr>
         <w:t>.</w:t>
       </w:r>
-      <w:r>
-        <w:rPr>
-          <w:rFonts w:ascii="Times New Roman" w:hAnsi="Times New Roman" w:cs="Times New Roman"/>
-          <w:sz w:val="28"/>
-          <w:szCs w:val="28"/>
-        </w:rPr>
-        <w:t xml:space="preserve"> </w:t>
+    </w:p>
+    <w:p>
+      <w:pPr>
+        <w:spacing w:after="0" w:line="360" w:lineRule="auto"/>
+        <w:contextualSpacing/>
+        <w:jc w:val="both"/>
+        <w:rPr>
+          <w:rFonts w:ascii="Times New Roman" w:hAnsi="Times New Roman" w:cs="Times New Roman"/>
+          <w:sz w:val="28"/>
+          <w:szCs w:val="28"/>
+        </w:rPr>
+      </w:pPr>
+      <w:r>
+        <w:rPr>
+          <w:rFonts w:ascii="Times New Roman" w:hAnsi="Times New Roman" w:cs="Times New Roman"/>
+          <w:sz w:val="28"/>
+          <w:szCs w:val="28"/>
+        </w:rPr>
+        <w:drawing>
+          <wp:inline distT="0" distB="0" distL="0" distR="0" wp14:anchorId="274B06A0" wp14:editId="366B7A2A">
+            <wp:extent cx="6300470" cy="2146300"/>
+            <wp:effectExtent l="0" t="0" r="5080" b="6350"/>
+            <wp:docPr id="1" name="Рисунок 1"/>
+            <wp:cNvGraphicFramePr>
+              <a:graphicFrameLocks xmlns:a="http://schemas.openxmlformats.org/drawingml/2006/main" noChangeAspect="1"/>
+            </wp:cNvGraphicFramePr>
+            <a:graphic xmlns:a="http://schemas.openxmlformats.org/drawingml/2006/main">
+              <a:graphicData uri="http://schemas.openxmlformats.org/drawingml/2006/picture">
+                <pic:pic xmlns:pic="http://schemas.openxmlformats.org/drawingml/2006/picture">
+                  <pic:nvPicPr>
+                    <pic:cNvPr id="1" name=""/>
+                    <pic:cNvPicPr/>
+                  </pic:nvPicPr>
+                  <pic:blipFill>
+                    <a:blip r:embed="rId8"/>
+                    <a:stretch>
+                      <a:fillRect/>
+                    </a:stretch>
+                  </pic:blipFill>
+                  <pic:spPr>
+                    <a:xfrm>
+                      <a:off x="0" y="0"/>
+                      <a:ext cx="6300470" cy="2146300"/>
+                    </a:xfrm>
+                    <a:prstGeom prst="rect">
+                      <a:avLst/>
+                    </a:prstGeom>
+                  </pic:spPr>
+                </pic:pic>
+              </a:graphicData>
+            </a:graphic>
+          </wp:inline>
+        </w:drawing>
+      </w:r>
+      <w:r>
+        <w:rPr>
+          <w:rFonts w:ascii="Times New Roman" w:hAnsi="Times New Roman" w:cs="Times New Roman"/>
+          <w:sz w:val="28"/>
+          <w:szCs w:val="28"/>
+        </w:rPr>
+        <w:t xml:space="preserve"> </w:t>
+      </w:r>
+    </w:p>
+    <w:p>
+      <w:pPr>
+        <w:spacing w:after="0" w:line="360" w:lineRule="auto"/>
+        <w:contextualSpacing/>
+        <w:jc w:val="center"/>
+        <w:rPr>
+          <w:rFonts w:ascii="Times New Roman" w:hAnsi="Times New Roman" w:cs="Times New Roman"/>
+          <w:sz w:val="28"/>
+          <w:szCs w:val="28"/>
+          <w:lang w:val="en-US"/>
+        </w:rPr>
+      </w:pPr>
+      <w:r>
+        <w:rPr>
+          <w:rFonts w:ascii="Times New Roman" w:hAnsi="Times New Roman" w:cs="Times New Roman"/>
+          <w:sz w:val="28"/>
+          <w:szCs w:val="28"/>
+        </w:rPr>
+        <w:t xml:space="preserve">Рисунок 1 – Репозиторий </w:t>
+      </w:r>
+      <w:r>
+        <w:rPr>
+          <w:rFonts w:ascii="Times New Roman" w:hAnsi="Times New Roman" w:cs="Times New Roman"/>
+          <w:sz w:val="28"/>
+          <w:szCs w:val="28"/>
+          <w:lang w:val="en-US"/>
+        </w:rPr>
+        <w:t>GitHub</w:t>
       </w:r>
     </w:p>
     <w:p>
@@ -6031,6 +6113,105 @@
     </w:p>
     <w:p>
       <w:pPr>
+        <w:spacing w:after="0" w:line="360" w:lineRule="auto"/>
+        <w:contextualSpacing/>
+        <w:jc w:val="both"/>
+        <w:rPr>
+          <w:rFonts w:ascii="Times New Roman" w:hAnsi="Times New Roman" w:cs="Times New Roman"/>
+          <w:sz w:val="28"/>
+          <w:szCs w:val="28"/>
+        </w:rPr>
+      </w:pPr>
+      <w:r>
+        <w:rPr>
+          <w:rFonts w:ascii="Times New Roman" w:hAnsi="Times New Roman" w:cs="Times New Roman"/>
+          <w:sz w:val="28"/>
+          <w:szCs w:val="28"/>
+        </w:rPr>
+        <w:drawing>
+          <wp:inline distT="0" distB="0" distL="0" distR="0" wp14:anchorId="593DBE3D" wp14:editId="668B8FA7">
+            <wp:extent cx="6300470" cy="2883535"/>
+            <wp:effectExtent l="0" t="0" r="5080" b="0"/>
+            <wp:docPr id="2" name="Рисунок 2"/>
+            <wp:cNvGraphicFramePr>
+              <a:graphicFrameLocks xmlns:a="http://schemas.openxmlformats.org/drawingml/2006/main" noChangeAspect="1"/>
+            </wp:cNvGraphicFramePr>
+            <a:graphic xmlns:a="http://schemas.openxmlformats.org/drawingml/2006/main">
+              <a:graphicData uri="http://schemas.openxmlformats.org/drawingml/2006/picture">
+                <pic:pic xmlns:pic="http://schemas.openxmlformats.org/drawingml/2006/picture">
+                  <pic:nvPicPr>
+                    <pic:cNvPr id="1" name=""/>
+                    <pic:cNvPicPr/>
+                  </pic:nvPicPr>
+                  <pic:blipFill>
+                    <a:blip r:embed="rId9"/>
+                    <a:stretch>
+                      <a:fillRect/>
+                    </a:stretch>
+                  </pic:blipFill>
+                  <pic:spPr>
+                    <a:xfrm>
+                      <a:off x="0" y="0"/>
+                      <a:ext cx="6300470" cy="2883535"/>
+                    </a:xfrm>
+                    <a:prstGeom prst="rect">
+                      <a:avLst/>
+                    </a:prstGeom>
+                  </pic:spPr>
+                </pic:pic>
+              </a:graphicData>
+            </a:graphic>
+          </wp:inline>
+        </w:drawing>
+      </w:r>
+    </w:p>
+    <w:p>
+      <w:pPr>
+        <w:spacing w:after="0" w:line="360" w:lineRule="auto"/>
+        <w:contextualSpacing/>
+        <w:jc w:val="center"/>
+        <w:rPr>
+          <w:rFonts w:ascii="Times New Roman" w:hAnsi="Times New Roman" w:cs="Times New Roman"/>
+          <w:sz w:val="28"/>
+          <w:szCs w:val="28"/>
+        </w:rPr>
+      </w:pPr>
+      <w:r>
+        <w:rPr>
+          <w:rFonts w:ascii="Times New Roman" w:hAnsi="Times New Roman" w:cs="Times New Roman"/>
+          <w:sz w:val="28"/>
+          <w:szCs w:val="28"/>
+        </w:rPr>
+        <w:t>Рисунок 2 – проектная документация в фо</w:t>
+      </w:r>
+      <w:r>
+        <w:rPr>
+          <w:rFonts w:ascii="Times New Roman" w:hAnsi="Times New Roman" w:cs="Times New Roman"/>
+          <w:sz w:val="28"/>
+          <w:szCs w:val="28"/>
+        </w:rPr>
+        <w:t>р</w:t>
+      </w:r>
+      <w:r>
+        <w:rPr>
+          <w:rFonts w:ascii="Times New Roman" w:hAnsi="Times New Roman" w:cs="Times New Roman"/>
+          <w:sz w:val="28"/>
+          <w:szCs w:val="28"/>
+        </w:rPr>
+        <w:t xml:space="preserve">мате </w:t>
+      </w:r>
+      <w:r>
+        <w:rPr>
+          <w:rFonts w:ascii="Times New Roman" w:hAnsi="Times New Roman" w:cs="Times New Roman"/>
+          <w:sz w:val="28"/>
+          <w:szCs w:val="28"/>
+          <w:lang w:val="en-US"/>
+        </w:rPr>
+        <w:t>Markdown</w:t>
+      </w:r>
+    </w:p>
+    <w:p>
+      <w:pPr>
         <w:numPr>
           <w:ilvl w:val="0"/>
           <w:numId w:val="25"/>
@@ -6199,6 +6380,7 @@
           <w:sz w:val="28"/>
           <w:szCs w:val="28"/>
         </w:rPr>
+        <w:lastRenderedPageBreak/>
         <w:t>страницу</w:t>
       </w:r>
       <w:r>
@@ -6448,6 +6630,80 @@
           <w:szCs w:val="28"/>
         </w:rPr>
         <w:t xml:space="preserve"> </w:t>
+      </w:r>
+    </w:p>
+    <w:p>
+      <w:pPr>
+        <w:spacing w:after="0" w:line="360" w:lineRule="auto"/>
+        <w:contextualSpacing/>
+        <w:jc w:val="both"/>
+        <w:rPr>
+          <w:rFonts w:ascii="Times New Roman" w:hAnsi="Times New Roman" w:cs="Times New Roman"/>
+          <w:sz w:val="28"/>
+          <w:szCs w:val="28"/>
+        </w:rPr>
+      </w:pPr>
+      <w:r>
+        <w:rPr>
+          <w:rFonts w:ascii="Times New Roman" w:hAnsi="Times New Roman" w:cs="Times New Roman"/>
+          <w:sz w:val="28"/>
+          <w:szCs w:val="28"/>
+        </w:rPr>
+        <w:drawing>
+          <wp:inline distT="0" distB="0" distL="0" distR="0" wp14:anchorId="25D433F2" wp14:editId="575FBA80">
+            <wp:extent cx="6300470" cy="2193925"/>
+            <wp:effectExtent l="0" t="0" r="5080" b="0"/>
+            <wp:docPr id="3" name="Рисунок 3"/>
+            <wp:cNvGraphicFramePr>
+              <a:graphicFrameLocks xmlns:a="http://schemas.openxmlformats.org/drawingml/2006/main" noChangeAspect="1"/>
+            </wp:cNvGraphicFramePr>
+            <a:graphic xmlns:a="http://schemas.openxmlformats.org/drawingml/2006/main">
+              <a:graphicData uri="http://schemas.openxmlformats.org/drawingml/2006/picture">
+                <pic:pic xmlns:pic="http://schemas.openxmlformats.org/drawingml/2006/picture">
+                  <pic:nvPicPr>
+                    <pic:cNvPr id="1" name=""/>
+                    <pic:cNvPicPr/>
+                  </pic:nvPicPr>
+                  <pic:blipFill>
+                    <a:blip r:embed="rId10"/>
+                    <a:stretch>
+                      <a:fillRect/>
+                    </a:stretch>
+                  </pic:blipFill>
+                  <pic:spPr>
+                    <a:xfrm>
+                      <a:off x="0" y="0"/>
+                      <a:ext cx="6300470" cy="2193925"/>
+                    </a:xfrm>
+                    <a:prstGeom prst="rect">
+                      <a:avLst/>
+                    </a:prstGeom>
+                  </pic:spPr>
+                </pic:pic>
+              </a:graphicData>
+            </a:graphic>
+          </wp:inline>
+        </w:drawing>
+      </w:r>
+    </w:p>
+    <w:p>
+      <w:pPr>
+        <w:spacing w:after="0" w:line="360" w:lineRule="auto"/>
+        <w:contextualSpacing/>
+        <w:jc w:val="center"/>
+        <w:rPr>
+          <w:rFonts w:ascii="Times New Roman" w:hAnsi="Times New Roman" w:cs="Times New Roman"/>
+          <w:sz w:val="28"/>
+          <w:szCs w:val="28"/>
+        </w:rPr>
+      </w:pPr>
+      <w:r>
+        <w:rPr>
+          <w:rFonts w:ascii="Times New Roman" w:hAnsi="Times New Roman" w:cs="Times New Roman"/>
+          <w:sz w:val="28"/>
+          <w:szCs w:val="28"/>
+        </w:rPr>
+        <w:t>Рисунок 3 – Статический веб-сайт</w:t>
       </w:r>
     </w:p>
     <w:p>
@@ -6585,6 +6841,80 @@
     </w:p>
     <w:p>
       <w:pPr>
+        <w:spacing w:after="0" w:line="360" w:lineRule="auto"/>
+        <w:contextualSpacing/>
+        <w:jc w:val="center"/>
+        <w:rPr>
+          <w:rFonts w:ascii="Times New Roman" w:hAnsi="Times New Roman" w:cs="Times New Roman"/>
+          <w:sz w:val="28"/>
+          <w:szCs w:val="28"/>
+        </w:rPr>
+      </w:pPr>
+      <w:r>
+        <w:rPr>
+          <w:rFonts w:ascii="Times New Roman" w:hAnsi="Times New Roman" w:cs="Times New Roman"/>
+          <w:sz w:val="28"/>
+          <w:szCs w:val="28"/>
+        </w:rPr>
+        <w:drawing>
+          <wp:inline distT="0" distB="0" distL="0" distR="0" wp14:anchorId="456ABA06" wp14:editId="188348AC">
+            <wp:extent cx="5591519" cy="4267200"/>
+            <wp:effectExtent l="0" t="0" r="9525" b="0"/>
+            <wp:docPr id="5" name="Рисунок 5"/>
+            <wp:cNvGraphicFramePr>
+              <a:graphicFrameLocks xmlns:a="http://schemas.openxmlformats.org/drawingml/2006/main" noChangeAspect="1"/>
+            </wp:cNvGraphicFramePr>
+            <a:graphic xmlns:a="http://schemas.openxmlformats.org/drawingml/2006/main">
+              <a:graphicData uri="http://schemas.openxmlformats.org/drawingml/2006/picture">
+                <pic:pic xmlns:pic="http://schemas.openxmlformats.org/drawingml/2006/picture">
+                  <pic:nvPicPr>
+                    <pic:cNvPr id="1" name=""/>
+                    <pic:cNvPicPr/>
+                  </pic:nvPicPr>
+                  <pic:blipFill>
+                    <a:blip r:embed="rId11"/>
+                    <a:stretch>
+                      <a:fillRect/>
+                    </a:stretch>
+                  </pic:blipFill>
+                  <pic:spPr>
+                    <a:xfrm>
+                      <a:off x="0" y="0"/>
+                      <a:ext cx="5609461" cy="4280893"/>
+                    </a:xfrm>
+                    <a:prstGeom prst="rect">
+                      <a:avLst/>
+                    </a:prstGeom>
+                  </pic:spPr>
+                </pic:pic>
+              </a:graphicData>
+            </a:graphic>
+          </wp:inline>
+        </w:drawing>
+      </w:r>
+    </w:p>
+    <w:p>
+      <w:pPr>
+        <w:spacing w:after="0" w:line="360" w:lineRule="auto"/>
+        <w:contextualSpacing/>
+        <w:jc w:val="center"/>
+        <w:rPr>
+          <w:rFonts w:ascii="Times New Roman" w:hAnsi="Times New Roman" w:cs="Times New Roman"/>
+          <w:sz w:val="28"/>
+          <w:szCs w:val="28"/>
+        </w:rPr>
+      </w:pPr>
+      <w:r>
+        <w:rPr>
+          <w:rFonts w:ascii="Times New Roman" w:hAnsi="Times New Roman" w:cs="Times New Roman"/>
+          <w:sz w:val="28"/>
+          <w:szCs w:val="28"/>
+        </w:rPr>
+        <w:t>Рисунок 4 – Контент на сайте</w:t>
+      </w:r>
+    </w:p>
+    <w:p>
+      <w:pPr>
         <w:numPr>
           <w:ilvl w:val="0"/>
           <w:numId w:val="25"/>
@@ -6609,6 +6939,7 @@
           <w:sz w:val="28"/>
           <w:szCs w:val="28"/>
         </w:rPr>
+        <w:lastRenderedPageBreak/>
         <w:t>Подготовка</w:t>
       </w:r>
       <w:r>
@@ -6912,7 +7243,7 @@
           <w:szCs w:val="28"/>
         </w:rPr>
       </w:pPr>
-      <w:bookmarkStart w:id="10" w:name="_Toc229937741"/>
+      <w:bookmarkStart w:id="9" w:name="_Toc229937741"/>
       <w:r>
         <w:rPr>
           <w:rFonts w:ascii="Times New Roman" w:hAnsi="Times New Roman" w:cs="Times New Roman"/>
@@ -7044,7 +7375,7 @@
         </w:rPr>
         <w:t>практике</w:t>
       </w:r>
-      <w:bookmarkEnd w:id="10"/>
+      <w:bookmarkEnd w:id="9"/>
     </w:p>
     <w:p>
       <w:pPr>
@@ -8014,119 +8345,136 @@
         <w:jc w:val="both"/>
         <w:rPr>
           <w:rFonts w:ascii="Times New Roman" w:hAnsi="Times New Roman" w:cs="Times New Roman"/>
-          <w:sz w:val="28"/>
-          <w:szCs w:val="28"/>
-        </w:rPr>
-      </w:pPr>
-      <w:r>
-        <w:rPr>
-          <w:rFonts w:ascii="Times New Roman" w:hAnsi="Times New Roman" w:cs="Times New Roman"/>
-          <w:sz w:val="28"/>
-          <w:szCs w:val="28"/>
-        </w:rPr>
-        <w:t>изучены</w:t>
-      </w:r>
-      <w:r>
-        <w:rPr>
-          <w:rFonts w:ascii="Times New Roman" w:hAnsi="Times New Roman" w:cs="Times New Roman"/>
-          <w:sz w:val="28"/>
-          <w:szCs w:val="28"/>
-        </w:rPr>
-        <w:t xml:space="preserve"> </w:t>
-      </w:r>
-      <w:r>
-        <w:rPr>
-          <w:rFonts w:ascii="Times New Roman" w:hAnsi="Times New Roman" w:cs="Times New Roman"/>
-          <w:sz w:val="28"/>
-          <w:szCs w:val="28"/>
-        </w:rPr>
-        <w:t>основы</w:t>
-      </w:r>
-      <w:r>
-        <w:rPr>
-          <w:rFonts w:ascii="Times New Roman" w:hAnsi="Times New Roman" w:cs="Times New Roman"/>
-          <w:sz w:val="28"/>
-          <w:szCs w:val="28"/>
-        </w:rPr>
-        <w:t xml:space="preserve"> </w:t>
-      </w:r>
-      <w:r>
-        <w:rPr>
-          <w:rFonts w:ascii="Times New Roman" w:hAnsi="Times New Roman" w:cs="Times New Roman"/>
-          <w:sz w:val="28"/>
-          <w:szCs w:val="28"/>
-        </w:rPr>
-        <w:t>взаимодействия</w:t>
-      </w:r>
-      <w:r>
-        <w:rPr>
-          <w:rFonts w:ascii="Times New Roman" w:hAnsi="Times New Roman" w:cs="Times New Roman"/>
-          <w:sz w:val="28"/>
-          <w:szCs w:val="28"/>
-        </w:rPr>
-        <w:t xml:space="preserve"> </w:t>
-      </w:r>
-      <w:r>
-        <w:rPr>
-          <w:rFonts w:ascii="Times New Roman" w:hAnsi="Times New Roman" w:cs="Times New Roman"/>
-          <w:sz w:val="28"/>
-          <w:szCs w:val="28"/>
-        </w:rPr>
-        <w:t>участников</w:t>
-      </w:r>
-      <w:r>
-        <w:rPr>
-          <w:rFonts w:ascii="Times New Roman" w:hAnsi="Times New Roman" w:cs="Times New Roman"/>
-          <w:sz w:val="28"/>
-          <w:szCs w:val="28"/>
-        </w:rPr>
-        <w:t xml:space="preserve"> </w:t>
-      </w:r>
-      <w:r>
-        <w:rPr>
-          <w:rFonts w:ascii="Times New Roman" w:hAnsi="Times New Roman" w:cs="Times New Roman"/>
-          <w:sz w:val="28"/>
-          <w:szCs w:val="28"/>
-        </w:rPr>
-        <w:t>проектной</w:t>
-      </w:r>
-      <w:r>
-        <w:rPr>
-          <w:rFonts w:ascii="Times New Roman" w:hAnsi="Times New Roman" w:cs="Times New Roman"/>
-          <w:sz w:val="28"/>
-          <w:szCs w:val="28"/>
-        </w:rPr>
-        <w:t xml:space="preserve"> </w:t>
-      </w:r>
-      <w:r>
-        <w:rPr>
-          <w:rFonts w:ascii="Times New Roman" w:hAnsi="Times New Roman" w:cs="Times New Roman"/>
-          <w:sz w:val="28"/>
-          <w:szCs w:val="28"/>
-        </w:rPr>
-        <w:t>команды;</w:t>
-      </w:r>
-      <w:r>
-        <w:rPr>
-          <w:rFonts w:ascii="Times New Roman" w:hAnsi="Times New Roman" w:cs="Times New Roman"/>
-          <w:sz w:val="28"/>
-          <w:szCs w:val="28"/>
-        </w:rPr>
-        <w:t xml:space="preserve"> </w:t>
+          <w:b/>
+          <w:sz w:val="28"/>
+          <w:szCs w:val="28"/>
+        </w:rPr>
+      </w:pPr>
+      <w:r>
+        <w:rPr>
+          <w:rFonts w:ascii="Times New Roman" w:hAnsi="Times New Roman" w:cs="Times New Roman"/>
+          <w:sz w:val="28"/>
+          <w:szCs w:val="28"/>
+        </w:rPr>
+        <w:t>сформированы</w:t>
+      </w:r>
+      <w:r>
+        <w:rPr>
+          <w:rFonts w:ascii="Times New Roman" w:hAnsi="Times New Roman" w:cs="Times New Roman"/>
+          <w:sz w:val="28"/>
+          <w:szCs w:val="28"/>
+        </w:rPr>
+        <w:t xml:space="preserve"> </w:t>
+      </w:r>
+      <w:r>
+        <w:rPr>
+          <w:rFonts w:ascii="Times New Roman" w:hAnsi="Times New Roman" w:cs="Times New Roman"/>
+          <w:sz w:val="28"/>
+          <w:szCs w:val="28"/>
+        </w:rPr>
+        <w:t>практические</w:t>
+      </w:r>
+      <w:r>
+        <w:rPr>
+          <w:rFonts w:ascii="Times New Roman" w:hAnsi="Times New Roman" w:cs="Times New Roman"/>
+          <w:sz w:val="28"/>
+          <w:szCs w:val="28"/>
+        </w:rPr>
+        <w:t xml:space="preserve"> </w:t>
+      </w:r>
+      <w:r>
+        <w:rPr>
+          <w:rFonts w:ascii="Times New Roman" w:hAnsi="Times New Roman" w:cs="Times New Roman"/>
+          <w:sz w:val="28"/>
+          <w:szCs w:val="28"/>
+        </w:rPr>
+        <w:t>навыки</w:t>
+      </w:r>
+      <w:r>
+        <w:rPr>
+          <w:rFonts w:ascii="Times New Roman" w:hAnsi="Times New Roman" w:cs="Times New Roman"/>
+          <w:sz w:val="28"/>
+          <w:szCs w:val="28"/>
+        </w:rPr>
+        <w:t xml:space="preserve"> </w:t>
+      </w:r>
+      <w:r>
+        <w:rPr>
+          <w:rFonts w:ascii="Times New Roman" w:hAnsi="Times New Roman" w:cs="Times New Roman"/>
+          <w:sz w:val="28"/>
+          <w:szCs w:val="28"/>
+        </w:rPr>
+        <w:t>публикации</w:t>
+      </w:r>
+      <w:r>
+        <w:rPr>
+          <w:rFonts w:ascii="Times New Roman" w:hAnsi="Times New Roman" w:cs="Times New Roman"/>
+          <w:sz w:val="28"/>
+          <w:szCs w:val="28"/>
+        </w:rPr>
+        <w:t xml:space="preserve"> </w:t>
+      </w:r>
+      <w:r>
+        <w:rPr>
+          <w:rFonts w:ascii="Times New Roman" w:hAnsi="Times New Roman" w:cs="Times New Roman"/>
+          <w:sz w:val="28"/>
+          <w:szCs w:val="28"/>
+        </w:rPr>
+        <w:t>и</w:t>
+      </w:r>
+      <w:r>
+        <w:rPr>
+          <w:rFonts w:ascii="Times New Roman" w:hAnsi="Times New Roman" w:cs="Times New Roman"/>
+          <w:sz w:val="28"/>
+          <w:szCs w:val="28"/>
+        </w:rPr>
+        <w:t xml:space="preserve"> </w:t>
+      </w:r>
+      <w:r>
+        <w:rPr>
+          <w:rFonts w:ascii="Times New Roman" w:hAnsi="Times New Roman" w:cs="Times New Roman"/>
+          <w:sz w:val="28"/>
+          <w:szCs w:val="28"/>
+        </w:rPr>
+        <w:t>сопровождения</w:t>
+      </w:r>
+      <w:r>
+        <w:rPr>
+          <w:rFonts w:ascii="Times New Roman" w:hAnsi="Times New Roman" w:cs="Times New Roman"/>
+          <w:sz w:val="28"/>
+          <w:szCs w:val="28"/>
+        </w:rPr>
+        <w:t xml:space="preserve"> </w:t>
+      </w:r>
+      <w:r>
+        <w:rPr>
+          <w:rFonts w:ascii="Times New Roman" w:hAnsi="Times New Roman" w:cs="Times New Roman"/>
+          <w:sz w:val="28"/>
+          <w:szCs w:val="28"/>
+        </w:rPr>
+        <w:t>материалов</w:t>
+      </w:r>
+      <w:r>
+        <w:rPr>
+          <w:rFonts w:ascii="Times New Roman" w:hAnsi="Times New Roman" w:cs="Times New Roman"/>
+          <w:sz w:val="28"/>
+          <w:szCs w:val="28"/>
+        </w:rPr>
+        <w:t xml:space="preserve"> </w:t>
+      </w:r>
+      <w:r>
+        <w:rPr>
+          <w:rFonts w:ascii="Times New Roman" w:hAnsi="Times New Roman" w:cs="Times New Roman"/>
+          <w:sz w:val="28"/>
+          <w:szCs w:val="28"/>
+        </w:rPr>
+        <w:t>проекта.</w:t>
       </w:r>
     </w:p>
     <w:p>
       <w:pPr>
-        <w:numPr>
-          <w:ilvl w:val="0"/>
-          <w:numId w:val="26"/>
-        </w:numPr>
-        <w:tabs>
-          <w:tab w:val="clear" w:pos="720"/>
-          <w:tab w:val="num" w:pos="0"/>
-        </w:tabs>
         <w:spacing w:after="0" w:line="360" w:lineRule="auto"/>
-        <w:ind w:left="0" w:firstLine="709"/>
+        <w:ind w:firstLine="709"/>
         <w:contextualSpacing/>
         <w:jc w:val="both"/>
         <w:rPr>
@@ -8136,126 +8484,6 @@
           <w:szCs w:val="28"/>
         </w:rPr>
       </w:pPr>
-      <w:r>
-        <w:rPr>
-          <w:rFonts w:ascii="Times New Roman" w:hAnsi="Times New Roman" w:cs="Times New Roman"/>
-          <w:sz w:val="28"/>
-          <w:szCs w:val="28"/>
-        </w:rPr>
-        <w:t>сформированы</w:t>
-      </w:r>
-      <w:r>
-        <w:rPr>
-          <w:rFonts w:ascii="Times New Roman" w:hAnsi="Times New Roman" w:cs="Times New Roman"/>
-          <w:sz w:val="28"/>
-          <w:szCs w:val="28"/>
-        </w:rPr>
-        <w:t xml:space="preserve"> </w:t>
-      </w:r>
-      <w:r>
-        <w:rPr>
-          <w:rFonts w:ascii="Times New Roman" w:hAnsi="Times New Roman" w:cs="Times New Roman"/>
-          <w:sz w:val="28"/>
-          <w:szCs w:val="28"/>
-        </w:rPr>
-        <w:t>практические</w:t>
-      </w:r>
-      <w:r>
-        <w:rPr>
-          <w:rFonts w:ascii="Times New Roman" w:hAnsi="Times New Roman" w:cs="Times New Roman"/>
-          <w:sz w:val="28"/>
-          <w:szCs w:val="28"/>
-        </w:rPr>
-        <w:t xml:space="preserve"> </w:t>
-      </w:r>
-      <w:r>
-        <w:rPr>
-          <w:rFonts w:ascii="Times New Roman" w:hAnsi="Times New Roman" w:cs="Times New Roman"/>
-          <w:sz w:val="28"/>
-          <w:szCs w:val="28"/>
-        </w:rPr>
-        <w:t>навыки</w:t>
-      </w:r>
-      <w:r>
-        <w:rPr>
-          <w:rFonts w:ascii="Times New Roman" w:hAnsi="Times New Roman" w:cs="Times New Roman"/>
-          <w:sz w:val="28"/>
-          <w:szCs w:val="28"/>
-        </w:rPr>
-        <w:t xml:space="preserve"> </w:t>
-      </w:r>
-      <w:r>
-        <w:rPr>
-          <w:rFonts w:ascii="Times New Roman" w:hAnsi="Times New Roman" w:cs="Times New Roman"/>
-          <w:sz w:val="28"/>
-          <w:szCs w:val="28"/>
-        </w:rPr>
-        <w:t>публикации</w:t>
-      </w:r>
-      <w:r>
-        <w:rPr>
-          <w:rFonts w:ascii="Times New Roman" w:hAnsi="Times New Roman" w:cs="Times New Roman"/>
-          <w:sz w:val="28"/>
-          <w:szCs w:val="28"/>
-        </w:rPr>
-        <w:t xml:space="preserve"> </w:t>
-      </w:r>
-      <w:r>
-        <w:rPr>
-          <w:rFonts w:ascii="Times New Roman" w:hAnsi="Times New Roman" w:cs="Times New Roman"/>
-          <w:sz w:val="28"/>
-          <w:szCs w:val="28"/>
-        </w:rPr>
-        <w:t>и</w:t>
-      </w:r>
-      <w:r>
-        <w:rPr>
-          <w:rFonts w:ascii="Times New Roman" w:hAnsi="Times New Roman" w:cs="Times New Roman"/>
-          <w:sz w:val="28"/>
-          <w:szCs w:val="28"/>
-        </w:rPr>
-        <w:t xml:space="preserve"> </w:t>
-      </w:r>
-      <w:r>
-        <w:rPr>
-          <w:rFonts w:ascii="Times New Roman" w:hAnsi="Times New Roman" w:cs="Times New Roman"/>
-          <w:sz w:val="28"/>
-          <w:szCs w:val="28"/>
-        </w:rPr>
-        <w:t>сопровождения</w:t>
-      </w:r>
-      <w:r>
-        <w:rPr>
-          <w:rFonts w:ascii="Times New Roman" w:hAnsi="Times New Roman" w:cs="Times New Roman"/>
-          <w:sz w:val="28"/>
-          <w:szCs w:val="28"/>
-        </w:rPr>
-        <w:t xml:space="preserve"> </w:t>
-      </w:r>
-      <w:r>
-        <w:rPr>
-          <w:rFonts w:ascii="Times New Roman" w:hAnsi="Times New Roman" w:cs="Times New Roman"/>
-          <w:sz w:val="28"/>
-          <w:szCs w:val="28"/>
-        </w:rPr>
-        <w:t>материалов</w:t>
-      </w:r>
-      <w:r>
-        <w:rPr>
-          <w:rFonts w:ascii="Times New Roman" w:hAnsi="Times New Roman" w:cs="Times New Roman"/>
-          <w:sz w:val="28"/>
-          <w:szCs w:val="28"/>
-        </w:rPr>
-        <w:t xml:space="preserve"> </w:t>
-      </w:r>
-      <w:r>
-        <w:rPr>
-          <w:rFonts w:ascii="Times New Roman" w:hAnsi="Times New Roman" w:cs="Times New Roman"/>
-          <w:sz w:val="28"/>
-          <w:szCs w:val="28"/>
-        </w:rPr>
-        <w:t>проекта.</w:t>
-      </w:r>
     </w:p>
     <w:p>
       <w:pPr>
@@ -8325,6 +8553,7 @@
         <w:rPr>
           <w:rFonts w:ascii="Times New Roman" w:hAnsi="Times New Roman" w:cs="Times New Roman"/>
           <w:sz w:val="28"/>
+          <w:lang w:val="en-US"/>
         </w:rPr>
       </w:pPr>
       <w:r>
@@ -8352,6 +8581,94 @@
         <w:rPr>
           <w:rFonts w:ascii="Times New Roman" w:hAnsi="Times New Roman" w:cs="Times New Roman"/>
           <w:sz w:val="28"/>
+        </w:rPr>
+        <w:t>.</w:t>
+      </w:r>
+      <w:r>
+        <w:rPr>
+          <w:rFonts w:ascii="Times New Roman" w:hAnsi="Times New Roman" w:cs="Times New Roman"/>
+          <w:sz w:val="28"/>
+        </w:rPr>
+        <w:t xml:space="preserve"> Ссылка на проект </w:t>
+      </w:r>
+      <w:r>
+        <w:rPr>
+          <w:rFonts w:ascii="Times New Roman" w:hAnsi="Times New Roman" w:cs="Times New Roman"/>
+          <w:sz w:val="28"/>
+        </w:rPr>
+        <w:t>на</w:t>
+      </w:r>
+      <w:r>
+        <w:rPr>
+          <w:rFonts w:ascii="Times New Roman" w:hAnsi="Times New Roman" w:cs="Times New Roman"/>
+          <w:sz w:val="28"/>
+        </w:rPr>
+        <w:t xml:space="preserve"> </w:t>
+      </w:r>
+      <w:hyperlink r:id="rId12" w:history="1">
+        <w:r>
+          <w:rPr>
+            <w:rStyle w:val="a8"/>
+            <w:rFonts w:ascii="Times New Roman" w:hAnsi="Times New Roman" w:cs="Times New Roman"/>
+            <w:color w:val="auto"/>
+            <w:sz w:val="28"/>
+            <w:u w:val="none"/>
+            <w:lang w:val="en-US"/>
+          </w:rPr>
+          <w:t>Gi</w:t>
+        </w:r>
+        <w:r>
+          <w:rPr>
+            <w:rStyle w:val="a8"/>
+            <w:rFonts w:ascii="Times New Roman" w:hAnsi="Times New Roman" w:cs="Times New Roman"/>
+            <w:color w:val="auto"/>
+            <w:sz w:val="28"/>
+            <w:u w:val="none"/>
+            <w:lang w:val="en-US"/>
+          </w:rPr>
+          <w:t>t</w:t>
+        </w:r>
+        <w:bookmarkStart w:id="10" w:name="_GoBack"/>
+        <w:bookmarkEnd w:id="10"/>
+        <w:r>
+          <w:rPr>
+            <w:rStyle w:val="a8"/>
+            <w:rFonts w:ascii="Times New Roman" w:hAnsi="Times New Roman" w:cs="Times New Roman"/>
+            <w:color w:val="auto"/>
+            <w:sz w:val="28"/>
+            <w:u w:val="none"/>
+            <w:lang w:val="en-US"/>
+          </w:rPr>
+          <w:t>h</w:t>
+        </w:r>
+        <w:r>
+          <w:rPr>
+            <w:rStyle w:val="a8"/>
+            <w:rFonts w:ascii="Times New Roman" w:hAnsi="Times New Roman" w:cs="Times New Roman"/>
+            <w:color w:val="auto"/>
+            <w:sz w:val="28"/>
+            <w:u w:val="none"/>
+            <w:lang w:val="en-US"/>
+          </w:rPr>
+          <w:t>u</w:t>
+        </w:r>
+        <w:r>
+          <w:rPr>
+            <w:rStyle w:val="a8"/>
+            <w:rFonts w:ascii="Times New Roman" w:hAnsi="Times New Roman" w:cs="Times New Roman"/>
+            <w:color w:val="auto"/>
+            <w:sz w:val="28"/>
+            <w:u w:val="none"/>
+            <w:lang w:val="en-US"/>
+          </w:rPr>
+          <w:t>b</w:t>
+        </w:r>
+      </w:hyperlink>
+      <w:r>
+        <w:rPr>
+          <w:rFonts w:ascii="Times New Roman" w:hAnsi="Times New Roman" w:cs="Times New Roman"/>
+          <w:sz w:val="28"/>
+          <w:lang w:val="en-US"/>
         </w:rPr>
         <w:t>.</w:t>
       </w:r>
@@ -8421,7 +8738,7 @@
           <w:sz w:val="28"/>
           <w:szCs w:val="28"/>
         </w:rPr>
-        <w:t>ИСПОЛЬЗОВАННОЙ</w:t>
+        <w:t>ИСПОЛЬЗ</w:t>
       </w:r>
       <w:r>
         <w:rPr>
@@ -8431,17 +8748,7 @@
           <w:sz w:val="28"/>
           <w:szCs w:val="28"/>
         </w:rPr>
-        <w:t xml:space="preserve"> </w:t>
-      </w:r>
-      <w:r>
-        <w:rPr>
-          <w:rFonts w:ascii="Times New Roman" w:eastAsia="Times New Roman" w:hAnsi="Times New Roman" w:cs="Times New Roman"/>
-          <w:b/>
-          <w:color w:val="000000"/>
-          <w:sz w:val="28"/>
-          <w:szCs w:val="28"/>
-        </w:rPr>
-        <w:t>ЛИТЕРАТУРЫ</w:t>
+        <w:t>УЕМЫХ ИСТОЧНИКОВ</w:t>
       </w:r>
     </w:p>
     <w:p>
@@ -8579,7 +8886,7 @@
         </w:rPr>
         <w:t xml:space="preserve">: </w:t>
       </w:r>
-      <w:hyperlink r:id="rId8" w:history="1">
+      <w:hyperlink r:id="rId13" w:history="1">
         <w:r>
           <w:rPr>
             <w:rStyle w:val="a8"/>
@@ -8812,7 +9119,7 @@
         </w:rPr>
         <w:t xml:space="preserve">Официальный сайт ООО «Корпорация роботов» – URL: </w:t>
       </w:r>
-      <w:hyperlink r:id="rId9" w:anchor="mission" w:history="1">
+      <w:hyperlink r:id="rId14" w:anchor="mission" w:history="1">
         <w:r>
           <w:rPr>
             <w:rStyle w:val="a8"/>
@@ -9021,7 +9328,7 @@
       </w:pPr>
     </w:p>
     <w:sectPr>
-      <w:footerReference w:type="default" r:id="rId10"/>
+      <w:footerReference w:type="default" r:id="rId15"/>
       <w:pgSz w:w="11906" w:h="16838"/>
       <w:pgMar w:top="1134" w:right="850" w:bottom="1134" w:left="1134" w:header="708" w:footer="708" w:gutter="0"/>
       <w:pgNumType w:start="1"/>
@@ -14159,7 +14466,7 @@
 </file>
 
 <file path=customXml/itemProps1.xml><?xml version="1.0" encoding="utf-8"?>
-<ds:datastoreItem xmlns:ds="http://schemas.openxmlformats.org/officeDocument/2006/customXml" ds:itemID="{C4C075E9-A6EE-4BA9-81D8-51976DA9F36F}">
+<ds:datastoreItem xmlns:ds="http://schemas.openxmlformats.org/officeDocument/2006/customXml" ds:itemID="{EEE27859-B7CA-4FD0-A036-BF8749109AA5}">
   <ds:schemaRefs>
     <ds:schemaRef ds:uri="http://schemas.openxmlformats.org/officeDocument/2006/bibliography"/>
   </ds:schemaRefs>

--- a/reports/practice_report.docx
+++ b/reports/practice_report.docx
@@ -15,6 +15,8 @@
           <w:lang w:eastAsia="en-US" w:bidi="en-US"/>
         </w:rPr>
       </w:pPr>
+      <w:bookmarkStart w:id="0" w:name="_GoBack"/>
+      <w:bookmarkEnd w:id="0"/>
       <w:r>
         <w:rPr>
           <w:rFonts w:ascii="Times New Roman" w:eastAsia="Times New Roman" w:hAnsi="Times New Roman" w:cs="Times New Roman"/>
@@ -881,6 +883,7 @@
         </w:rPr>
         <w:t xml:space="preserve"> </w:t>
       </w:r>
+      <w:proofErr w:type="spellStart"/>
       <w:r>
         <w:rPr>
           <w:rFonts w:ascii="Times New Roman" w:eastAsia="Times New Roman" w:hAnsi="Times New Roman" w:cs="Times New Roman"/>
@@ -891,6 +894,7 @@
         </w:rPr>
         <w:t>Курбонов</w:t>
       </w:r>
+      <w:proofErr w:type="spellEnd"/>
       <w:r>
         <w:rPr>
           <w:rFonts w:ascii="Times New Roman" w:eastAsia="Times New Roman" w:hAnsi="Times New Roman" w:cs="Times New Roman"/>
@@ -901,6 +905,7 @@
         </w:rPr>
         <w:t xml:space="preserve"> </w:t>
       </w:r>
+      <w:proofErr w:type="spellStart"/>
       <w:r>
         <w:rPr>
           <w:rFonts w:ascii="Times New Roman" w:eastAsia="Times New Roman" w:hAnsi="Times New Roman" w:cs="Times New Roman"/>
@@ -911,6 +916,7 @@
         </w:rPr>
         <w:t>Аброр</w:t>
       </w:r>
+      <w:proofErr w:type="spellEnd"/>
       <w:r>
         <w:rPr>
           <w:rFonts w:ascii="Times New Roman" w:eastAsia="Times New Roman" w:hAnsi="Times New Roman" w:cs="Times New Roman"/>
@@ -2400,7 +2406,7 @@
                 <w:webHidden/>
                 <w:sz w:val="28"/>
               </w:rPr>
-              <w:t>7</w:t>
+              <w:t>9</w:t>
             </w:r>
             <w:r>
               <w:rPr>
@@ -2477,7 +2483,7 @@
           <w:szCs w:val="28"/>
         </w:rPr>
       </w:pPr>
-      <w:bookmarkStart w:id="0" w:name="_Toc229937732"/>
+      <w:bookmarkStart w:id="1" w:name="_Toc229937732"/>
       <w:r>
         <w:rPr>
           <w:rFonts w:ascii="Times New Roman" w:hAnsi="Times New Roman" w:cs="Times New Roman"/>
@@ -2489,7 +2495,7 @@
         <w:lastRenderedPageBreak/>
         <w:t>ВВЕДЕНИЕ</w:t>
       </w:r>
-      <w:bookmarkEnd w:id="0"/>
+      <w:bookmarkEnd w:id="1"/>
     </w:p>
     <w:p>
       <w:pPr>
@@ -3375,7 +3381,7 @@
           <w:szCs w:val="28"/>
         </w:rPr>
       </w:pPr>
-      <w:bookmarkStart w:id="1" w:name="_Toc229937733"/>
+      <w:bookmarkStart w:id="2" w:name="_Toc229937733"/>
       <w:r>
         <w:rPr>
           <w:rFonts w:ascii="Times New Roman" w:hAnsi="Times New Roman" w:cs="Times New Roman"/>
@@ -3477,7 +3483,7 @@
         </w:rPr>
         <w:t>ПРОЕКТЕ</w:t>
       </w:r>
-      <w:bookmarkEnd w:id="1"/>
+      <w:bookmarkEnd w:id="2"/>
     </w:p>
     <w:p>
       <w:pPr>
@@ -3486,7 +3492,7 @@
         <w:ind w:firstLine="709"/>
         <w:contextualSpacing/>
       </w:pPr>
-      <w:bookmarkStart w:id="2" w:name="_Toc229937734"/>
+      <w:bookmarkStart w:id="3" w:name="_Toc229937734"/>
       <w:r>
         <w:t>Название</w:t>
       </w:r>
@@ -3496,7 +3502,7 @@
       <w:r>
         <w:t>проекта</w:t>
       </w:r>
-      <w:bookmarkEnd w:id="2"/>
+      <w:bookmarkEnd w:id="3"/>
     </w:p>
     <w:p>
       <w:pPr>
@@ -3613,7 +3619,7 @@
         <w:ind w:firstLine="709"/>
         <w:contextualSpacing/>
       </w:pPr>
-      <w:bookmarkStart w:id="3" w:name="_Toc229937735"/>
+      <w:bookmarkStart w:id="4" w:name="_Toc229937735"/>
       <w:r>
         <w:t>Цели</w:t>
       </w:r>
@@ -3635,7 +3641,7 @@
       <w:r>
         <w:t>проекта</w:t>
       </w:r>
-      <w:bookmarkEnd w:id="3"/>
+      <w:bookmarkEnd w:id="4"/>
     </w:p>
     <w:p>
       <w:pPr>
@@ -4274,7 +4280,7 @@
           <w:szCs w:val="28"/>
         </w:rPr>
       </w:pPr>
-      <w:bookmarkStart w:id="4" w:name="_Toc229937736"/>
+      <w:bookmarkStart w:id="5" w:name="_Toc229937736"/>
       <w:r>
         <w:rPr>
           <w:rFonts w:ascii="Times New Roman" w:hAnsi="Times New Roman" w:cs="Times New Roman"/>
@@ -4366,7 +4372,7 @@
         </w:rPr>
         <w:t>организации</w:t>
       </w:r>
-      <w:bookmarkEnd w:id="4"/>
+      <w:bookmarkEnd w:id="5"/>
       <w:r>
         <w:rPr>
           <w:rFonts w:ascii="Times New Roman" w:hAnsi="Times New Roman" w:cs="Times New Roman"/>
@@ -4385,7 +4391,7 @@
         <w:ind w:firstLine="709"/>
         <w:contextualSpacing/>
       </w:pPr>
-      <w:bookmarkStart w:id="5" w:name="_Toc229937737"/>
+      <w:bookmarkStart w:id="6" w:name="_Toc229937737"/>
       <w:r>
         <w:t>Наименование</w:t>
       </w:r>
@@ -4395,7 +4401,7 @@
       <w:r>
         <w:t>заказчика</w:t>
       </w:r>
-      <w:bookmarkEnd w:id="5"/>
+      <w:bookmarkEnd w:id="6"/>
     </w:p>
     <w:p>
       <w:pPr>
@@ -4424,7 +4430,7 @@
         <w:ind w:firstLine="709"/>
         <w:contextualSpacing/>
       </w:pPr>
-      <w:bookmarkStart w:id="6" w:name="_Toc229937738"/>
+      <w:bookmarkStart w:id="7" w:name="_Toc229937738"/>
       <w:r>
         <w:t>Организационная</w:t>
       </w:r>
@@ -4434,7 +4440,7 @@
       <w:r>
         <w:t>структура</w:t>
       </w:r>
-      <w:bookmarkEnd w:id="6"/>
+      <w:bookmarkEnd w:id="7"/>
     </w:p>
     <w:p>
       <w:pPr>
@@ -4892,7 +4898,7 @@
         <w:ind w:firstLine="709"/>
         <w:contextualSpacing/>
       </w:pPr>
-      <w:bookmarkStart w:id="7" w:name="_Toc229937739"/>
+      <w:bookmarkStart w:id="8" w:name="_Toc229937739"/>
       <w:r>
         <w:t>Описание</w:t>
       </w:r>
@@ -4902,7 +4908,7 @@
       <w:r>
         <w:t>деятельности</w:t>
       </w:r>
-      <w:bookmarkEnd w:id="7"/>
+      <w:bookmarkEnd w:id="8"/>
     </w:p>
     <w:p>
       <w:pPr>
@@ -5099,7 +5105,7 @@
           <w:szCs w:val="28"/>
         </w:rPr>
       </w:pPr>
-      <w:bookmarkStart w:id="8" w:name="_Toc229937740"/>
+      <w:bookmarkStart w:id="9" w:name="_Toc229937740"/>
       <w:r>
         <w:rPr>
           <w:rFonts w:ascii="Times New Roman" w:hAnsi="Times New Roman" w:cs="Times New Roman"/>
@@ -5211,7 +5217,7 @@
         </w:rPr>
         <w:t>практике</w:t>
       </w:r>
-      <w:bookmarkEnd w:id="8"/>
+      <w:bookmarkEnd w:id="9"/>
     </w:p>
     <w:p>
       <w:pPr>
@@ -5542,6 +5548,7 @@
       <w:r>
         <w:rPr>
           <w:rFonts w:ascii="Times New Roman" w:hAnsi="Times New Roman" w:cs="Times New Roman"/>
+          <w:noProof/>
           <w:sz w:val="28"/>
           <w:szCs w:val="28"/>
         </w:rPr>
@@ -6125,6 +6132,7 @@
       <w:r>
         <w:rPr>
           <w:rFonts w:ascii="Times New Roman" w:hAnsi="Times New Roman" w:cs="Times New Roman"/>
+          <w:noProof/>
           <w:sz w:val="28"/>
           <w:szCs w:val="28"/>
         </w:rPr>
@@ -6646,6 +6654,7 @@
       <w:r>
         <w:rPr>
           <w:rFonts w:ascii="Times New Roman" w:hAnsi="Times New Roman" w:cs="Times New Roman"/>
+          <w:noProof/>
           <w:sz w:val="28"/>
           <w:szCs w:val="28"/>
         </w:rPr>
@@ -6853,6 +6862,7 @@
       <w:r>
         <w:rPr>
           <w:rFonts w:ascii="Times New Roman" w:hAnsi="Times New Roman" w:cs="Times New Roman"/>
+          <w:noProof/>
           <w:sz w:val="28"/>
           <w:szCs w:val="28"/>
         </w:rPr>
@@ -7020,15 +7030,45 @@
           <w:sz w:val="28"/>
           <w:szCs w:val="28"/>
         </w:rPr>
-        <w:t>организацией-партнёром.</w:t>
-      </w:r>
-      <w:r>
-        <w:rPr>
-          <w:rFonts w:ascii="Times New Roman" w:hAnsi="Times New Roman" w:cs="Times New Roman"/>
-          <w:sz w:val="28"/>
-          <w:szCs w:val="28"/>
-        </w:rPr>
-        <w:t xml:space="preserve"> </w:t>
+        <w:t>организацией-партнёром</w:t>
+      </w:r>
+      <w:r>
+        <w:rPr>
+          <w:rFonts w:ascii="Times New Roman" w:hAnsi="Times New Roman" w:cs="Times New Roman"/>
+          <w:sz w:val="28"/>
+          <w:szCs w:val="28"/>
+        </w:rPr>
+        <w:t xml:space="preserve">: отчет предоставлен в репозитории </w:t>
+      </w:r>
+      <w:r>
+        <w:rPr>
+          <w:rFonts w:ascii="Times New Roman" w:hAnsi="Times New Roman" w:cs="Times New Roman"/>
+          <w:sz w:val="28"/>
+          <w:szCs w:val="28"/>
+        </w:rPr>
+        <w:t xml:space="preserve">в разделе </w:t>
+      </w:r>
+      <w:hyperlink r:id="rId12" w:history="1">
+        <w:r>
+          <w:rPr>
+            <w:rStyle w:val="a8"/>
+            <w:rFonts w:ascii="Times New Roman" w:hAnsi="Times New Roman" w:cs="Times New Roman"/>
+            <w:color w:val="auto"/>
+            <w:sz w:val="28"/>
+            <w:szCs w:val="28"/>
+            <w:u w:val="none"/>
+            <w:lang w:val="en-US"/>
+          </w:rPr>
+          <w:t>reports</w:t>
+        </w:r>
+      </w:hyperlink>
+      <w:r>
+        <w:rPr>
+          <w:rFonts w:ascii="Times New Roman" w:hAnsi="Times New Roman" w:cs="Times New Roman"/>
+          <w:sz w:val="28"/>
+          <w:szCs w:val="28"/>
+        </w:rPr>
+        <w:t>.</w:t>
       </w:r>
     </w:p>
     <w:p>
@@ -7057,6 +7097,57 @@
           <w:sz w:val="28"/>
           <w:szCs w:val="28"/>
         </w:rPr>
+        <w:t xml:space="preserve">Формирование отчета о выполнении вариативной части задания: отчет предоставлен в репозитории в разделе </w:t>
+      </w:r>
+      <w:hyperlink r:id="rId13" w:history="1">
+        <w:r>
+          <w:rPr>
+            <w:rStyle w:val="a8"/>
+            <w:rFonts w:ascii="Times New Roman" w:hAnsi="Times New Roman" w:cs="Times New Roman"/>
+            <w:color w:val="auto"/>
+            <w:sz w:val="28"/>
+            <w:szCs w:val="28"/>
+            <w:u w:val="none"/>
+            <w:lang w:val="en-US"/>
+          </w:rPr>
+          <w:t>reports</w:t>
+        </w:r>
+      </w:hyperlink>
+      <w:r>
+        <w:rPr>
+          <w:rFonts w:ascii="Times New Roman" w:hAnsi="Times New Roman" w:cs="Times New Roman"/>
+          <w:sz w:val="28"/>
+          <w:szCs w:val="28"/>
+        </w:rPr>
+        <w:t>.</w:t>
+      </w:r>
+    </w:p>
+    <w:p>
+      <w:pPr>
+        <w:numPr>
+          <w:ilvl w:val="0"/>
+          <w:numId w:val="25"/>
+        </w:numPr>
+        <w:tabs>
+          <w:tab w:val="clear" w:pos="720"/>
+          <w:tab w:val="num" w:pos="0"/>
+        </w:tabs>
+        <w:spacing w:after="0" w:line="360" w:lineRule="auto"/>
+        <w:ind w:left="0" w:firstLine="709"/>
+        <w:contextualSpacing/>
+        <w:jc w:val="both"/>
+        <w:rPr>
+          <w:rFonts w:ascii="Times New Roman" w:hAnsi="Times New Roman" w:cs="Times New Roman"/>
+          <w:sz w:val="28"/>
+          <w:szCs w:val="28"/>
+        </w:rPr>
+      </w:pPr>
+      <w:r>
+        <w:rPr>
+          <w:rFonts w:ascii="Times New Roman" w:hAnsi="Times New Roman" w:cs="Times New Roman"/>
+          <w:sz w:val="28"/>
+          <w:szCs w:val="28"/>
+        </w:rPr>
         <w:t>Формирование</w:t>
       </w:r>
       <w:r>
@@ -7243,7 +7334,7 @@
           <w:szCs w:val="28"/>
         </w:rPr>
       </w:pPr>
-      <w:bookmarkStart w:id="9" w:name="_Toc229937741"/>
+      <w:bookmarkStart w:id="10" w:name="_Toc229937741"/>
       <w:r>
         <w:rPr>
           <w:rFonts w:ascii="Times New Roman" w:hAnsi="Times New Roman" w:cs="Times New Roman"/>
@@ -7375,7 +7466,7 @@
         </w:rPr>
         <w:t>практике</w:t>
       </w:r>
-      <w:bookmarkEnd w:id="9"/>
+      <w:bookmarkEnd w:id="10"/>
     </w:p>
     <w:p>
       <w:pPr>
@@ -8605,7 +8696,7 @@
         </w:rPr>
         <w:t xml:space="preserve"> </w:t>
       </w:r>
-      <w:hyperlink r:id="rId12" w:history="1">
+      <w:hyperlink r:id="rId14" w:history="1">
         <w:r>
           <w:rPr>
             <w:rStyle w:val="a8"/>
@@ -8615,53 +8706,7 @@
             <w:u w:val="none"/>
             <w:lang w:val="en-US"/>
           </w:rPr>
-          <w:t>Gi</w:t>
-        </w:r>
-        <w:r>
-          <w:rPr>
-            <w:rStyle w:val="a8"/>
-            <w:rFonts w:ascii="Times New Roman" w:hAnsi="Times New Roman" w:cs="Times New Roman"/>
-            <w:color w:val="auto"/>
-            <w:sz w:val="28"/>
-            <w:u w:val="none"/>
-            <w:lang w:val="en-US"/>
-          </w:rPr>
-          <w:t>t</w:t>
-        </w:r>
-        <w:bookmarkStart w:id="10" w:name="_GoBack"/>
-        <w:bookmarkEnd w:id="10"/>
-        <w:r>
-          <w:rPr>
-            <w:rStyle w:val="a8"/>
-            <w:rFonts w:ascii="Times New Roman" w:hAnsi="Times New Roman" w:cs="Times New Roman"/>
-            <w:color w:val="auto"/>
-            <w:sz w:val="28"/>
-            <w:u w:val="none"/>
-            <w:lang w:val="en-US"/>
-          </w:rPr>
-          <w:t>h</w:t>
-        </w:r>
-        <w:r>
-          <w:rPr>
-            <w:rStyle w:val="a8"/>
-            <w:rFonts w:ascii="Times New Roman" w:hAnsi="Times New Roman" w:cs="Times New Roman"/>
-            <w:color w:val="auto"/>
-            <w:sz w:val="28"/>
-            <w:u w:val="none"/>
-            <w:lang w:val="en-US"/>
-          </w:rPr>
-          <w:t>u</w:t>
-        </w:r>
-        <w:r>
-          <w:rPr>
-            <w:rStyle w:val="a8"/>
-            <w:rFonts w:ascii="Times New Roman" w:hAnsi="Times New Roman" w:cs="Times New Roman"/>
-            <w:color w:val="auto"/>
-            <w:sz w:val="28"/>
-            <w:u w:val="none"/>
-            <w:lang w:val="en-US"/>
-          </w:rPr>
-          <w:t>b</w:t>
+          <w:t>Github</w:t>
         </w:r>
       </w:hyperlink>
       <w:r>
@@ -8886,7 +8931,7 @@
         </w:rPr>
         <w:t xml:space="preserve">: </w:t>
       </w:r>
-      <w:hyperlink r:id="rId13" w:history="1">
+      <w:hyperlink r:id="rId15" w:history="1">
         <w:r>
           <w:rPr>
             <w:rStyle w:val="a8"/>
@@ -9119,7 +9164,7 @@
         </w:rPr>
         <w:t xml:space="preserve">Официальный сайт ООО «Корпорация роботов» – URL: </w:t>
       </w:r>
-      <w:hyperlink r:id="rId14" w:anchor="mission" w:history="1">
+      <w:hyperlink r:id="rId16" w:anchor="mission" w:history="1">
         <w:r>
           <w:rPr>
             <w:rStyle w:val="a8"/>
@@ -9328,7 +9373,7 @@
       </w:pPr>
     </w:p>
     <w:sectPr>
-      <w:footerReference w:type="default" r:id="rId15"/>
+      <w:footerReference w:type="default" r:id="rId17"/>
       <w:pgSz w:w="11906" w:h="16838"/>
       <w:pgMar w:top="1134" w:right="850" w:bottom="1134" w:left="1134" w:header="708" w:footer="708" w:gutter="0"/>
       <w:pgNumType w:start="1"/>
@@ -14466,7 +14511,7 @@
 </file>
 
 <file path=customXml/itemProps1.xml><?xml version="1.0" encoding="utf-8"?>
-<ds:datastoreItem xmlns:ds="http://schemas.openxmlformats.org/officeDocument/2006/customXml" ds:itemID="{EEE27859-B7CA-4FD0-A036-BF8749109AA5}">
+<ds:datastoreItem xmlns:ds="http://schemas.openxmlformats.org/officeDocument/2006/customXml" ds:itemID="{8D88367D-3DB8-4285-B071-D1073A598C6C}">
   <ds:schemaRefs>
     <ds:schemaRef ds:uri="http://schemas.openxmlformats.org/officeDocument/2006/bibliography"/>
   </ds:schemaRefs>
